--- a/paper/revision_proposal_for_TJB_v2_EN.docx
+++ b/paper/revision_proposal_for_TJB_v2_EN.docx
@@ -133,7 +133,7 @@
         <w:t>Eq. (32).</w:t>
       </w:r>
       <w:r>
-        <w:t xml:space="preserve"> The relation (4/3)(m_τ/m_e)¹² = α_EM/α_G reproduces to 0.0135% (0.17σ), and under a scan of 83,160 candidate formulas it ranks first (p &lt; 2×10⁻⁵). This is the single most striking result.</w:t>
+        <w:t xml:space="preserve"> The relation (4/3)(m_τ/m_e)¹² = α_EM/α_G reproduces to 0.061% (1.0σ against the current PDG 2024 tau-mass uncertainty), and under a scan of 83,160 candidate formulas it ranks first (p ≈ 6×10⁻⁵); allowing the reference mass itself to float over all eleven candidate masses does not weaken this at all — Eq. (32) remains the unique rank-1 candidate in an equally large pooled search (p ≈ 1×10⁻⁵). This is the single most striking result. (An earlier draft of this note quoted 0.0135% / 0.17σ, based on a PDG-2022-era tau mass, 1776.86 ± 0.12 MeV, that we had mislabeled "PDG 2024"; the current PDG value is 1776.93 ± 0.09 MeV. The relation survives the correction comfortably, and is if anything a cleaner result under it — a candidate that had briefly appeared to edge it out in the floating-reference search turns out to have relied on the same stale top-quark mass, and is no longer competitive under current data.)</w:t>
       </w:r>
     </w:p>
     <w:p>
@@ -450,7 +450,7 @@
         <w:t>Your look-elsewhere discipline is standard practice.</w:t>
       </w:r>
       <w:r>
-        <w:t xml:space="preserve"> In our reconstruction, Eq. (32) ranks first among 83,160 candidate formulas (p &lt; 2×10⁻⁵). A recent Koide paper (Hübner, arXiv:2605.09651) defends its own numerical relation with exactly this method (rank 6/756 in its fermion-only trial set). The approach is well-precedented; a revision that reports the look-elsewhere rank explicitly would strengthen the "not numerology" case.</w:t>
+        <w:t xml:space="preserve"> In our reconstruction, Eq. (32) ranks first among 83,160 candidate formulas (p ≈ 6×10⁻⁵), and remains rank first (p ≈ 1×10⁻⁵) in an equally large search that also lets the reference mass float. A recent Koide paper (Hübner, arXiv:2605.09651) defends its own numerical relation with exactly this method (rank 6/756 in its fermion-only trial set). The approach is well-precedented; a revision that reports the look-elsewhere rank explicitly would strengthen the "not numerology" case.</w:t>
       </w:r>
     </w:p>
     <w:p>
@@ -474,7 +474,7 @@
         <w:t>The highest-leverage single move: give Eq. (32) its own focused paper.</w:t>
       </w:r>
       <w:r>
-        <w:t xml:space="preserve"> In our reconstruction, Eq. (32) is the strongest and most defensible single result in the framework — it agrees at 0.17σ and, under a look-elsewhere scan, ranks first among 83,160 candidate formulas (p &lt; 2×10⁻⁵). Presented on its own, in a short focused note, it is far harder to dismiss than when it appears alongside fifty pages of broader material. A single accepted focused paper also builds standing that makes the subsequent parts (the dipole treatment, the isomer picture) easier to place. I would suggest leading with your strongest result rather than presenting the whole framework at once — not to set anything aside, but so that the strongest result is not obscured.</w:t>
+        <w:t xml:space="preserve"> In our reconstruction, Eq. (32) is the strongest and most defensible single result in the framework — it agrees at 1.0σ and, under a look-elsewhere scan, ranks first among 83,160 candidate formulas (p ≈ 6×10⁻⁵). Presented on its own, in a short focused note, it is far harder to dismiss than when it appears alongside fifty pages of broader material. A single accepted focused paper also builds standing that makes the subsequent parts (the dipole treatment, the isomer picture) easier to place. I would suggest leading with your strongest result rather than presenting the whole framework at once — not to set anything aside, but so that the strongest result is not obscured.</w:t>
       </w:r>
     </w:p>
     <w:p>
@@ -599,7 +599,7 @@
         <w:t>Include a look-elsewhere / trials-factor analysis for each numerical relation.</w:t>
       </w:r>
       <w:r>
-        <w:t xml:space="preserve"> This is the single most effective way to distinguish a genuine regularity from coincidence in a referee's eyes. The scan we performed for Eq. (32) (rank 1 of 83,160) is exactly the kind of control that pre-empts the "numerology" objection; a recent Koide paper (Hübner 2026) uses the same device.</w:t>
+        <w:t xml:space="preserve"> This is the single most effective way to distinguish a genuine regularity from coincidence in a referee's eyes. The scan we performed for Eq. (32) (rank 1 of 83,160, and rank 1 again under a floating reference mass) is exactly the kind of control that pre-empts the "numerology" objection; a recent Koide paper (Hübner 2026) uses the same device.</w:t>
       </w:r>
     </w:p>
     <w:p>
@@ -642,7 +642,7 @@
         <w:t>static</w:t>
       </w:r>
       <w:r>
-        <w:t xml:space="preserve"> precision relation (0.0135%), explicitly distinguished from Dirac's disfavoured time-varying-G hypothesis, so that it inherits the lineage's context without its refuted baggage.</w:t>
+        <w:t xml:space="preserve"> precision relation (0.061%), explicitly distinguished from Dirac's disfavoured time-varying-G hypothesis, so that it inherits the lineage's context without its refuted baggage.</w:t>
       </w:r>
     </w:p>
     <w:p>

--- a/paper/revision_proposal_for_TJB_v2_EN.docx
+++ b/paper/revision_proposal_for_TJB_v2_EN.docx
@@ -358,6 +358,23 @@
       </w:r>
       <w:r>
         <w:t xml:space="preserve"> These are hard, long-horizon items — of the same class as the four-decade-open Koide derivation — and are best presented as such. I would add that our own check found the 4/3 coefficient to be underived in each of the three adjacent traditions where one might expect it: SU(3) flavour symmetry (Sumino, Singh), the geometric Koide interpretation (Foot), and the Dirac large-numbers / α_G-coincidence lineage. Presenting it explicitly as a genuinely open — rather than overlooked — problem is, in my view, a strength: it signals to a referee that the numerical relation has been checked against the natural derivations and that none yet accounts for it.</w:t>
+      </w:r>
+    </w:p>
+    <w:p>
+      <w:pPr>
+        <w:ind w:left="432"/>
+      </w:pPr>
+      <w:r>
+        <w:t xml:space="preserve">6. </w:t>
+      </w:r>
+      <w:r>
+        <w:rPr>
+          <w:b/>
+        </w:rPr>
+        <w:t>The full multipole formula underperforms a zero-parameter monopole baseline against real cluster catalogs.</w:t>
+      </w:r>
+      <w:r>
+        <w:t xml:space="preserve"> Testing H_MULTING(z) against 27 Moresco cosmic-chronometer points, using real MCXC cluster masses and radii with PSZ2 thermal-energy proxies (n = 443 pairs), the tabulated β_d = 4.5, β_q = 18.0 gives r = 0.62 — but a zero-parameter monopole-only version (β_d = β_q = 0, plain Newtonian mass/D² scaling, no MULTING structure at all) gives r = 0.73, and both are beaten by ΛCDM (r = 0.88) and even a naive H₀(1+z)^α curve (r = 0.89). The gap between monopole-only and the tabulated fit is significant (Fisher z = 3.05, p = 0.0012). We repeated this on a near-Malmquist-bias-free XMM subsample with real spectroscopic temperatures (n = 22, Rossetti et al. 2024), and the same pattern holds (r = 0.91 trivial vs. r = 0.70 MULTING), which argues against selection bias as the sole explanation. This connects directly to point 3 above: the three AI-service β pairs are not only numerically inconsistent, they land on opposite sides of a sharp saturation threshold in β_q (around 10) that determines whether the resulting fit is near-optimal or degraded — so the apparent fit quality for any one service's β values may owe more to which side of that threshold it landed on than to a genuine best fit. The positive sign throughout (r &gt; 0 in every test) is consistent with the qualitative MULTING prediction. What remains open is whether the dipole/quadrupole structure itself improves on Newtonian scaling for real clusters, or whether the thermal-energy proxy used here is simply a noisier tracer of the expansion trend than mass alone — the test as constructed cannot yet distinguish the two.</w:t>
       </w:r>
     </w:p>
     <w:p>

--- a/paper/revision_proposal_for_TJB_v2_EN.docx
+++ b/paper/revision_proposal_for_TJB_v2_EN.docx
@@ -374,7 +374,7 @@
         <w:t>The full multipole formula underperforms a zero-parameter monopole baseline against real cluster catalogs.</w:t>
       </w:r>
       <w:r>
-        <w:t xml:space="preserve"> Testing H_MULTING(z) against 27 Moresco cosmic-chronometer points, using real MCXC cluster masses and radii with PSZ2 thermal-energy proxies (n = 443 pairs), the tabulated β_d = 4.5, β_q = 18.0 gives r = 0.62 — but a zero-parameter monopole-only version (β_d = β_q = 0, plain Newtonian mass/D² scaling, no MULTING structure at all) gives r = 0.73, and both are beaten by ΛCDM (r = 0.88) and even a naive H₀(1+z)^α curve (r = 0.89). The gap between monopole-only and the tabulated fit is significant (Fisher z = 3.05, p = 0.0012). We repeated this on a near-Malmquist-bias-free XMM subsample with real spectroscopic temperatures (n = 22, Rossetti et al. 2024), and the same pattern holds (r = 0.91 trivial vs. r = 0.70 MULTING), which argues against selection bias as the sole explanation. This connects directly to point 3 above: the three AI-service β pairs are not only numerically inconsistent, they land on opposite sides of a sharp saturation threshold in β_q (around 10) that determines whether the resulting fit is near-optimal or degraded — so the apparent fit quality for any one service's β values may owe more to which side of that threshold it landed on than to a genuine best fit. The positive sign throughout (r &gt; 0 in every test) is consistent with the qualitative MULTING prediction. What remains open is whether the dipole/quadrupole structure itself improves on Newtonian scaling for real clusters, or whether the thermal-energy proxy used here is simply a noisier tracer of the expansion trend than mass alone — the test as constructed cannot yet distinguish the two.</w:t>
+        <w:t xml:space="preserve"> Testing H_MULTING(z) against 27 Moresco cosmic-chronometer points, using real MCXC cluster masses and radii with PSZ2 thermal-energy proxies (n = 443 pairs), the tabulated β_d = 4.5, β_q = 18.0 gives r = 0.62 — but a zero-parameter monopole-only version (β_d = β_q = 0, plain Newtonian mass/D² scaling, no MULTING structure at all) gives r = 0.73, and both are beaten by ΛCDM (r = 0.88) and even a naive H₀(1+z)^α curve (r = 0.89). The gap between monopole-only and the tabulated fit is significant (Fisher z = 3.05, p = 0.0012). We repeated this on a near-Malmquist-bias-free XMM subsample with real spectroscopic temperatures (n = 22, Rossetti et al. 2024), and the same pattern holds (r = 0.91 trivial vs. r = 0.70 MULTING), which argues against selection bias as the sole explanation. This connects directly to point 3 above: the three AI-service β pairs are not only numerically inconsistent, they land on opposite sides of a sharp saturation threshold in β_q (around 10) that determines whether the resulting fit is near-optimal or degraded — so the apparent fit quality for any one service's β values may owe more to which side of that threshold it landed on than to a genuine best fit. The positive sign throughout (r &gt; 0 in every test) is consistent with the qualitative MULTING prediction. We ran a direct test to check whether the thermal-energy proxy is simply a noisier tracer of the expansion trend than mass alone: reshuffling which cluster's thermal/radius values are attached to which cluster's redshift and mass, 200 times, with the formula and β_q = 18 held fixed. The correctly-paired data beat every one of the 200 shuffled trials (r = 0.6234 vs. a shuffled mean r² of 0.032, maximum shuffled r = 0.341), so the proxies are not noise-dominated — they carry cluster-specific information correlated with the comparison H(z) data through this specific formula. This argues against the "just noisier data" explanation and points instead toward the quadrupole functional form itself being what underperforms for real clusters. It does not, however, validate the fitted β_d, β_q values themselves (still phenomenological, see point 3), nor does it explain why this particular combination underperforms mass-only scaling — both remain open questions.</w:t>
       </w:r>
     </w:p>
     <w:p>
